--- a/downloads/diagrams/t09-l03-transcription-and-assist-are-features-you-turn-o.docx
+++ b/downloads/diagrams/t09-l03-transcription-and-assist-are-features-you-turn-o.docx
@@ -29,7 +29,7 @@
     </w:p>
     <w:p>
       <w:r>
-        <w:t>confirm. GenAI Studio is described as engine-agnostic. This lab does not name the default model for a new domain.. last checked 2026-10.</w:t>
+        <w:t>confirm. GenAI Studio is described as engine-agnostic. This lab does not name the default model for a new domain. last checked 2026-10.</w:t>
       </w:r>
     </w:p>
   </w:body>
